--- a/documents/templates/bank_mo.docx
+++ b/documents/templates/bank_mo.docx
@@ -49,7 +49,6 @@
           <w:lang w:eastAsia="ru-RU"/>
         </w:rPr>
       </w:pPr>
-      <w:proofErr w:type="gramStart"/>
       <w:r>
         <w:rPr>
           <w:rFonts w:ascii="Times New Roman" w:eastAsia="Times New Roman" w:hAnsi="Times New Roman" w:cs="Times New Roman"/>
@@ -68,7 +67,6 @@
         </w:rPr>
         <w:t>debtor</w:t>
       </w:r>
-      <w:proofErr w:type="gramEnd"/>
       <w:r>
         <w:rPr>
           <w:rFonts w:ascii="Times New Roman" w:eastAsia="Times New Roman" w:hAnsi="Times New Roman" w:cs="Times New Roman"/>
@@ -78,7 +76,6 @@
         </w:rPr>
         <w:t>_</w:t>
       </w:r>
-      <w:proofErr w:type="gramStart"/>
       <w:r>
         <w:rPr>
           <w:rFonts w:ascii="Times New Roman" w:eastAsia="Times New Roman" w:hAnsi="Times New Roman" w:cs="Times New Roman"/>
@@ -95,17 +92,7 @@
           <w:szCs w:val="24"/>
           <w:lang w:eastAsia="ru-RU"/>
         </w:rPr>
-        <w:t xml:space="preserve"> }</w:t>
-      </w:r>
-      <w:proofErr w:type="gramEnd"/>
-      <w:r>
-        <w:rPr>
-          <w:rFonts w:ascii="Times New Roman" w:eastAsia="Times New Roman" w:hAnsi="Times New Roman" w:cs="Times New Roman"/>
-          <w:sz w:val="24"/>
-          <w:szCs w:val="24"/>
-          <w:lang w:eastAsia="ru-RU"/>
-        </w:rPr>
-        <w:t>}</w:t>
+        <w:t xml:space="preserve"> }}</w:t>
       </w:r>
     </w:p>
     <w:p>
@@ -235,16 +222,16 @@
           <w:rFonts w:ascii="Times New Roman" w:eastAsia="Times New Roman" w:hAnsi="Times New Roman" w:cs="Times New Roman"/>
           <w:sz w:val="24"/>
           <w:szCs w:val="24"/>
+          <w:lang w:val="en-US" w:eastAsia="ru-RU"/>
+        </w:rPr>
+      </w:pPr>
+      <w:r>
+        <w:rPr>
+          <w:rFonts w:ascii="Times New Roman" w:eastAsia="Times New Roman" w:hAnsi="Times New Roman" w:cs="Times New Roman"/>
+          <w:sz w:val="24"/>
+          <w:szCs w:val="24"/>
           <w:lang w:eastAsia="ru-RU"/>
         </w:rPr>
-      </w:pPr>
-      <w:r>
-        <w:rPr>
-          <w:rFonts w:ascii="Times New Roman" w:eastAsia="Times New Roman" w:hAnsi="Times New Roman" w:cs="Times New Roman"/>
-          <w:sz w:val="24"/>
-          <w:szCs w:val="24"/>
-          <w:lang w:eastAsia="ru-RU"/>
-        </w:rPr>
         <w:t>Кому</w:t>
       </w:r>
       <w:r>
@@ -252,17 +239,16 @@
           <w:rFonts w:ascii="Times New Roman" w:eastAsia="Times New Roman" w:hAnsi="Times New Roman" w:cs="Times New Roman"/>
           <w:sz w:val="24"/>
           <w:szCs w:val="24"/>
-          <w:lang w:eastAsia="ru-RU"/>
+          <w:lang w:val="en-US" w:eastAsia="ru-RU"/>
         </w:rPr>
         <w:t xml:space="preserve">: </w:t>
       </w:r>
-      <w:proofErr w:type="gramStart"/>
-      <w:r>
-        <w:rPr>
-          <w:rFonts w:ascii="Times New Roman" w:eastAsia="Times New Roman" w:hAnsi="Times New Roman" w:cs="Times New Roman"/>
-          <w:sz w:val="24"/>
-          <w:szCs w:val="24"/>
-          <w:lang w:eastAsia="ru-RU"/>
+      <w:r>
+        <w:rPr>
+          <w:rFonts w:ascii="Times New Roman" w:eastAsia="Times New Roman" w:hAnsi="Times New Roman" w:cs="Times New Roman"/>
+          <w:sz w:val="24"/>
+          <w:szCs w:val="24"/>
+          <w:lang w:val="en-US" w:eastAsia="ru-RU"/>
         </w:rPr>
         <w:t xml:space="preserve">{{ </w:t>
       </w:r>
@@ -275,17 +261,15 @@
         </w:rPr>
         <w:t>debtor</w:t>
       </w:r>
-      <w:proofErr w:type="gramEnd"/>
-      <w:r>
-        <w:rPr>
-          <w:rFonts w:ascii="Times New Roman" w:eastAsia="Times New Roman" w:hAnsi="Times New Roman" w:cs="Times New Roman"/>
-          <w:sz w:val="24"/>
-          <w:szCs w:val="24"/>
-          <w:lang w:eastAsia="ru-RU"/>
+      <w:r>
+        <w:rPr>
+          <w:rFonts w:ascii="Times New Roman" w:eastAsia="Times New Roman" w:hAnsi="Times New Roman" w:cs="Times New Roman"/>
+          <w:sz w:val="24"/>
+          <w:szCs w:val="24"/>
+          <w:lang w:val="en-US" w:eastAsia="ru-RU"/>
         </w:rPr>
         <w:t>_</w:t>
       </w:r>
-      <w:proofErr w:type="gramStart"/>
       <w:r>
         <w:rPr>
           <w:rFonts w:ascii="Times New Roman" w:eastAsia="Times New Roman" w:hAnsi="Times New Roman" w:cs="Times New Roman"/>
@@ -300,19 +284,9 @@
           <w:rFonts w:ascii="Times New Roman" w:eastAsia="Times New Roman" w:hAnsi="Times New Roman" w:cs="Times New Roman"/>
           <w:sz w:val="24"/>
           <w:szCs w:val="24"/>
-          <w:lang w:eastAsia="ru-RU"/>
-        </w:rPr>
-        <w:t xml:space="preserve"> }</w:t>
-      </w:r>
-      <w:proofErr w:type="gramEnd"/>
-      <w:r>
-        <w:rPr>
-          <w:rFonts w:ascii="Times New Roman" w:eastAsia="Times New Roman" w:hAnsi="Times New Roman" w:cs="Times New Roman"/>
-          <w:sz w:val="24"/>
-          <w:szCs w:val="24"/>
-          <w:lang w:eastAsia="ru-RU"/>
-        </w:rPr>
-        <w:t>}</w:t>
+          <w:lang w:val="en-US" w:eastAsia="ru-RU"/>
+        </w:rPr>
+        <w:t xml:space="preserve"> }}</w:t>
       </w:r>
     </w:p>
     <w:p>
@@ -326,16 +300,16 @@
           <w:rFonts w:ascii="Times New Roman" w:eastAsia="Times New Roman" w:hAnsi="Times New Roman" w:cs="Times New Roman"/>
           <w:sz w:val="24"/>
           <w:szCs w:val="24"/>
+          <w:lang w:val="en-US" w:eastAsia="ru-RU"/>
+        </w:rPr>
+      </w:pPr>
+      <w:r>
+        <w:rPr>
+          <w:rFonts w:ascii="Times New Roman" w:eastAsia="Times New Roman" w:hAnsi="Times New Roman" w:cs="Times New Roman"/>
+          <w:sz w:val="24"/>
+          <w:szCs w:val="24"/>
           <w:lang w:eastAsia="ru-RU"/>
         </w:rPr>
-      </w:pPr>
-      <w:r>
-        <w:rPr>
-          <w:rFonts w:ascii="Times New Roman" w:eastAsia="Times New Roman" w:hAnsi="Times New Roman" w:cs="Times New Roman"/>
-          <w:sz w:val="24"/>
-          <w:szCs w:val="24"/>
-          <w:lang w:eastAsia="ru-RU"/>
-        </w:rPr>
         <w:t>Куда</w:t>
       </w:r>
       <w:r>
@@ -343,17 +317,16 @@
           <w:rFonts w:ascii="Times New Roman" w:eastAsia="Times New Roman" w:hAnsi="Times New Roman" w:cs="Times New Roman"/>
           <w:sz w:val="24"/>
           <w:szCs w:val="24"/>
-          <w:lang w:eastAsia="ru-RU"/>
+          <w:lang w:val="en-US" w:eastAsia="ru-RU"/>
         </w:rPr>
         <w:t xml:space="preserve">: </w:t>
       </w:r>
-      <w:proofErr w:type="gramStart"/>
-      <w:r>
-        <w:rPr>
-          <w:rFonts w:ascii="Times New Roman" w:eastAsia="Times New Roman" w:hAnsi="Times New Roman" w:cs="Times New Roman"/>
-          <w:sz w:val="24"/>
-          <w:szCs w:val="24"/>
-          <w:lang w:eastAsia="ru-RU"/>
+      <w:r>
+        <w:rPr>
+          <w:rFonts w:ascii="Times New Roman" w:eastAsia="Times New Roman" w:hAnsi="Times New Roman" w:cs="Times New Roman"/>
+          <w:sz w:val="24"/>
+          <w:szCs w:val="24"/>
+          <w:lang w:val="en-US" w:eastAsia="ru-RU"/>
         </w:rPr>
         <w:t xml:space="preserve">{{ </w:t>
       </w:r>
@@ -366,17 +339,15 @@
         </w:rPr>
         <w:t>bank</w:t>
       </w:r>
-      <w:proofErr w:type="gramEnd"/>
-      <w:r>
-        <w:rPr>
-          <w:rFonts w:ascii="Times New Roman" w:eastAsia="Times New Roman" w:hAnsi="Times New Roman" w:cs="Times New Roman"/>
-          <w:sz w:val="24"/>
-          <w:szCs w:val="24"/>
-          <w:lang w:eastAsia="ru-RU"/>
+      <w:r>
+        <w:rPr>
+          <w:rFonts w:ascii="Times New Roman" w:eastAsia="Times New Roman" w:hAnsi="Times New Roman" w:cs="Times New Roman"/>
+          <w:sz w:val="24"/>
+          <w:szCs w:val="24"/>
+          <w:lang w:val="en-US" w:eastAsia="ru-RU"/>
         </w:rPr>
         <w:t>_</w:t>
       </w:r>
-      <w:proofErr w:type="gramStart"/>
       <w:r>
         <w:rPr>
           <w:rFonts w:ascii="Times New Roman" w:eastAsia="Times New Roman" w:hAnsi="Times New Roman" w:cs="Times New Roman"/>
@@ -391,19 +362,9 @@
           <w:rFonts w:ascii="Times New Roman" w:eastAsia="Times New Roman" w:hAnsi="Times New Roman" w:cs="Times New Roman"/>
           <w:sz w:val="24"/>
           <w:szCs w:val="24"/>
-          <w:lang w:eastAsia="ru-RU"/>
-        </w:rPr>
-        <w:t xml:space="preserve"> }</w:t>
-      </w:r>
-      <w:proofErr w:type="gramEnd"/>
-      <w:r>
-        <w:rPr>
-          <w:rFonts w:ascii="Times New Roman" w:eastAsia="Times New Roman" w:hAnsi="Times New Roman" w:cs="Times New Roman"/>
-          <w:sz w:val="24"/>
-          <w:szCs w:val="24"/>
-          <w:lang w:eastAsia="ru-RU"/>
-        </w:rPr>
-        <w:t>}</w:t>
+          <w:lang w:val="en-US" w:eastAsia="ru-RU"/>
+        </w:rPr>
+        <w:t xml:space="preserve"> }}</w:t>
       </w:r>
     </w:p>
     <w:p>
@@ -417,6 +378,7 @@
           <w:rFonts w:ascii="Times New Roman" w:hAnsi="Times New Roman"/>
           <w:sz w:val="24"/>
           <w:szCs w:val="24"/>
+          <w:lang w:val="en-US"/>
         </w:rPr>
       </w:pPr>
     </w:p>
@@ -431,6 +393,7 @@
           <w:rFonts w:ascii="Times New Roman" w:hAnsi="Times New Roman"/>
           <w:sz w:val="24"/>
           <w:szCs w:val="24"/>
+          <w:lang w:val="en-US"/>
         </w:rPr>
       </w:pPr>
     </w:p>
@@ -445,6 +408,7 @@
           <w:rFonts w:ascii="Times New Roman" w:hAnsi="Times New Roman"/>
           <w:sz w:val="24"/>
           <w:szCs w:val="24"/>
+          <w:lang w:val="en-US"/>
         </w:rPr>
       </w:pPr>
     </w:p>
@@ -459,6 +423,7 @@
           <w:rFonts w:ascii="Times New Roman" w:hAnsi="Times New Roman"/>
           <w:sz w:val="24"/>
           <w:szCs w:val="24"/>
+          <w:lang w:val="en-US"/>
         </w:rPr>
       </w:pPr>
     </w:p>
@@ -544,7 +509,6 @@
         </w:rPr>
         <w:t xml:space="preserve"> </w:t>
       </w:r>
-      <w:proofErr w:type="gramStart"/>
       <w:r>
         <w:rPr>
           <w:sz w:val="24"/>
@@ -560,7 +524,6 @@
         </w:rPr>
         <w:t>region</w:t>
       </w:r>
-      <w:proofErr w:type="gramEnd"/>
       <w:r>
         <w:rPr>
           <w:sz w:val="24"/>
@@ -568,7 +531,6 @@
         </w:rPr>
         <w:t>_</w:t>
       </w:r>
-      <w:proofErr w:type="gramStart"/>
       <w:r>
         <w:rPr>
           <w:sz w:val="24"/>
@@ -582,15 +544,7 @@
           <w:sz w:val="24"/>
           <w:szCs w:val="24"/>
         </w:rPr>
-        <w:t xml:space="preserve"> }</w:t>
-      </w:r>
-      <w:proofErr w:type="gramEnd"/>
-      <w:r>
-        <w:rPr>
-          <w:sz w:val="24"/>
-          <w:szCs w:val="24"/>
-        </w:rPr>
-        <w:t xml:space="preserve">} </w:t>
+        <w:t xml:space="preserve"> }} </w:t>
       </w:r>
       <w:r>
         <w:rPr>
@@ -613,7 +567,6 @@
         </w:rPr>
         <w:t xml:space="preserve"> </w:t>
       </w:r>
-      <w:proofErr w:type="gramStart"/>
       <w:r>
         <w:rPr>
           <w:sz w:val="24"/>
@@ -629,7 +582,6 @@
         </w:rPr>
         <w:t>case</w:t>
       </w:r>
-      <w:proofErr w:type="gramEnd"/>
       <w:r>
         <w:rPr>
           <w:sz w:val="24"/>
@@ -637,7 +589,6 @@
         </w:rPr>
         <w:t>_</w:t>
       </w:r>
-      <w:proofErr w:type="gramStart"/>
       <w:r>
         <w:rPr>
           <w:sz w:val="24"/>
@@ -651,15 +602,7 @@
           <w:sz w:val="24"/>
           <w:szCs w:val="24"/>
         </w:rPr>
-        <w:t xml:space="preserve"> }</w:t>
-      </w:r>
-      <w:proofErr w:type="gramEnd"/>
-      <w:r>
-        <w:rPr>
-          <w:sz w:val="24"/>
-          <w:szCs w:val="24"/>
-        </w:rPr>
-        <w:t>}</w:t>
+        <w:t xml:space="preserve"> }}</w:t>
       </w:r>
       <w:r>
         <w:rPr>
@@ -717,7 +660,6 @@
         </w:rPr>
         <w:t xml:space="preserve">№ </w:t>
       </w:r>
-      <w:proofErr w:type="gramStart"/>
       <w:r>
         <w:rPr>
           <w:sz w:val="24"/>
@@ -733,7 +675,6 @@
         </w:rPr>
         <w:t>case</w:t>
       </w:r>
-      <w:proofErr w:type="gramEnd"/>
       <w:r>
         <w:rPr>
           <w:sz w:val="24"/>
@@ -741,7 +682,6 @@
         </w:rPr>
         <w:t>_</w:t>
       </w:r>
-      <w:proofErr w:type="gramStart"/>
       <w:r>
         <w:rPr>
           <w:sz w:val="24"/>
@@ -755,15 +695,7 @@
           <w:sz w:val="24"/>
           <w:szCs w:val="24"/>
         </w:rPr>
-        <w:t xml:space="preserve"> }</w:t>
-      </w:r>
-      <w:proofErr w:type="gramEnd"/>
-      <w:r>
-        <w:rPr>
-          <w:sz w:val="24"/>
-          <w:szCs w:val="24"/>
-        </w:rPr>
-        <w:t>} {{</w:t>
+        <w:t xml:space="preserve"> }} {{</w:t>
       </w:r>
       <w:r>
         <w:rPr>
@@ -795,7 +727,6 @@
         </w:rPr>
         <w:t>_</w:t>
       </w:r>
-      <w:proofErr w:type="gramStart"/>
       <w:r>
         <w:rPr>
           <w:sz w:val="24"/>
@@ -809,15 +740,7 @@
           <w:sz w:val="24"/>
           <w:szCs w:val="24"/>
         </w:rPr>
-        <w:t xml:space="preserve"> }</w:t>
-      </w:r>
-      <w:proofErr w:type="gramEnd"/>
-      <w:r>
-        <w:rPr>
-          <w:sz w:val="24"/>
-          <w:szCs w:val="24"/>
-        </w:rPr>
-        <w:t xml:space="preserve">} </w:t>
+        <w:t xml:space="preserve"> }} </w:t>
       </w:r>
       <w:r>
         <w:rPr>
@@ -826,7 +749,6 @@
         </w:rPr>
         <w:t>(</w:t>
       </w:r>
-      <w:proofErr w:type="gramStart"/>
       <w:r>
         <w:rPr>
           <w:sz w:val="24"/>
@@ -850,7 +772,6 @@
         </w:rPr>
         <w:t>tor</w:t>
       </w:r>
-      <w:proofErr w:type="gramEnd"/>
       <w:r>
         <w:rPr>
           <w:sz w:val="24"/>
@@ -858,7 +779,6 @@
         </w:rPr>
         <w:t>_</w:t>
       </w:r>
-      <w:proofErr w:type="gramStart"/>
       <w:r>
         <w:rPr>
           <w:sz w:val="24"/>
@@ -879,15 +799,7 @@
           <w:sz w:val="24"/>
           <w:szCs w:val="24"/>
         </w:rPr>
-        <w:t>}</w:t>
-      </w:r>
-      <w:proofErr w:type="gramEnd"/>
-      <w:r>
-        <w:rPr>
-          <w:sz w:val="24"/>
-          <w:szCs w:val="24"/>
-        </w:rPr>
-        <w:t>}</w:t>
+        <w:t>}}</w:t>
       </w:r>
       <w:r>
         <w:rPr>
@@ -924,7 +836,6 @@
         </w:rPr>
         <w:t xml:space="preserve">., </w:t>
       </w:r>
-      <w:proofErr w:type="gramStart"/>
       <w:r>
         <w:rPr>
           <w:sz w:val="24"/>
@@ -940,7 +851,6 @@
         </w:rPr>
         <w:t>native</w:t>
       </w:r>
-      <w:proofErr w:type="gramEnd"/>
       <w:r>
         <w:rPr>
           <w:sz w:val="24"/>
@@ -948,7 +858,6 @@
         </w:rPr>
         <w:t xml:space="preserve"> }} </w:t>
       </w:r>
-      <w:proofErr w:type="gramStart"/>
       <w:r>
         <w:rPr>
           <w:sz w:val="24"/>
@@ -964,7 +873,6 @@
         </w:rPr>
         <w:t>debtor</w:t>
       </w:r>
-      <w:proofErr w:type="gramEnd"/>
       <w:r>
         <w:rPr>
           <w:sz w:val="24"/>
@@ -987,7 +895,6 @@
         </w:rPr>
         <w:t>_</w:t>
       </w:r>
-      <w:proofErr w:type="gramStart"/>
       <w:r>
         <w:rPr>
           <w:sz w:val="24"/>
@@ -1001,15 +908,7 @@
           <w:sz w:val="24"/>
           <w:szCs w:val="24"/>
         </w:rPr>
-        <w:t xml:space="preserve"> }</w:t>
-      </w:r>
-      <w:proofErr w:type="gramEnd"/>
-      <w:r>
-        <w:rPr>
-          <w:sz w:val="24"/>
-          <w:szCs w:val="24"/>
-        </w:rPr>
-        <w:t>}</w:t>
+        <w:t xml:space="preserve"> }}</w:t>
       </w:r>
       <w:r>
         <w:rPr>
@@ -1032,7 +931,6 @@
         </w:rPr>
         <w:t xml:space="preserve"> </w:t>
       </w:r>
-      <w:proofErr w:type="gramStart"/>
       <w:r>
         <w:rPr>
           <w:sz w:val="24"/>
@@ -1048,7 +946,6 @@
         </w:rPr>
         <w:t>debtor</w:t>
       </w:r>
-      <w:proofErr w:type="gramEnd"/>
       <w:r>
         <w:rPr>
           <w:sz w:val="24"/>
@@ -1056,8 +953,6 @@
         </w:rPr>
         <w:t>_</w:t>
       </w:r>
-      <w:proofErr w:type="spellStart"/>
-      <w:proofErr w:type="gramStart"/>
       <w:r>
         <w:rPr>
           <w:sz w:val="24"/>
@@ -1066,21 +961,12 @@
         </w:rPr>
         <w:t>snils</w:t>
       </w:r>
-      <w:proofErr w:type="spellEnd"/>
-      <w:r>
-        <w:rPr>
-          <w:sz w:val="24"/>
-          <w:szCs w:val="24"/>
-        </w:rPr>
-        <w:t xml:space="preserve"> }</w:t>
-      </w:r>
-      <w:proofErr w:type="gramEnd"/>
-      <w:r>
-        <w:rPr>
-          <w:sz w:val="24"/>
-          <w:szCs w:val="24"/>
-        </w:rPr>
-        <w:t>}</w:t>
+      <w:r>
+        <w:rPr>
+          <w:sz w:val="24"/>
+          <w:szCs w:val="24"/>
+        </w:rPr>
+        <w:t xml:space="preserve"> }}</w:t>
       </w:r>
       <w:r>
         <w:rPr>
@@ -1103,7 +989,6 @@
         </w:rPr>
         <w:t xml:space="preserve"> </w:t>
       </w:r>
-      <w:proofErr w:type="gramStart"/>
       <w:r>
         <w:rPr>
           <w:sz w:val="24"/>
@@ -1119,7 +1004,6 @@
         </w:rPr>
         <w:t>debtor</w:t>
       </w:r>
-      <w:proofErr w:type="gramEnd"/>
       <w:r>
         <w:rPr>
           <w:sz w:val="24"/>
@@ -1127,7 +1011,6 @@
         </w:rPr>
         <w:t>_</w:t>
       </w:r>
-      <w:proofErr w:type="gramStart"/>
       <w:r>
         <w:rPr>
           <w:sz w:val="24"/>
@@ -1141,15 +1024,7 @@
           <w:sz w:val="24"/>
           <w:szCs w:val="24"/>
         </w:rPr>
-        <w:t xml:space="preserve"> }</w:t>
-      </w:r>
-      <w:proofErr w:type="gramEnd"/>
-      <w:r>
-        <w:rPr>
-          <w:sz w:val="24"/>
-          <w:szCs w:val="24"/>
-        </w:rPr>
-        <w:t>}</w:t>
+        <w:t xml:space="preserve"> }}</w:t>
       </w:r>
       <w:r>
         <w:rPr>
@@ -1186,7 +1061,6 @@
         </w:rPr>
         <w:t xml:space="preserve">: </w:t>
       </w:r>
-      <w:proofErr w:type="gramStart"/>
       <w:r>
         <w:rPr>
           <w:sz w:val="24"/>
@@ -1202,7 +1076,6 @@
         </w:rPr>
         <w:t>debtor</w:t>
       </w:r>
-      <w:proofErr w:type="gramEnd"/>
       <w:r>
         <w:rPr>
           <w:sz w:val="24"/>
@@ -1210,7 +1083,6 @@
         </w:rPr>
         <w:t>_</w:t>
       </w:r>
-      <w:proofErr w:type="gramStart"/>
       <w:r>
         <w:rPr>
           <w:sz w:val="24"/>
@@ -1224,15 +1096,7 @@
           <w:sz w:val="24"/>
           <w:szCs w:val="24"/>
         </w:rPr>
-        <w:t xml:space="preserve"> }</w:t>
-      </w:r>
-      <w:proofErr w:type="gramEnd"/>
-      <w:r>
-        <w:rPr>
-          <w:sz w:val="24"/>
-          <w:szCs w:val="24"/>
-        </w:rPr>
-        <w:t>}</w:t>
+        <w:t xml:space="preserve"> }}</w:t>
       </w:r>
       <w:r>
         <w:rPr>
@@ -1374,7 +1238,6 @@
       <w:r>
         <w:t xml:space="preserve">На основании вышеизложенного, прошу вас в срок до </w:t>
       </w:r>
-      <w:proofErr w:type="gramStart"/>
       <w:r>
         <w:t xml:space="preserve">{{ </w:t>
       </w:r>
@@ -1384,11 +1247,9 @@
         </w:rPr>
         <w:t>date</w:t>
       </w:r>
-      <w:proofErr w:type="gramEnd"/>
       <w:r>
         <w:t>_</w:t>
       </w:r>
-      <w:proofErr w:type="gramStart"/>
       <w:r>
         <w:rPr>
           <w:lang w:val="en-US"/>
@@ -1396,11 +1257,7 @@
         <w:t>for</w:t>
       </w:r>
       <w:r>
-        <w:t xml:space="preserve"> }</w:t>
-      </w:r>
-      <w:proofErr w:type="gramEnd"/>
-      <w:r>
-        <w:t>}</w:t>
+        <w:t xml:space="preserve"> }}</w:t>
       </w:r>
       <w:r>
         <w:t xml:space="preserve">. представить финансовому управляющему </w:t>
@@ -1415,11 +1272,7 @@
         <w:t xml:space="preserve"> счетам должника, открытым в вашем банке за период с</w:t>
       </w:r>
       <w:r>
-        <w:t xml:space="preserve"> </w:t>
-      </w:r>
-      <w:proofErr w:type="gramStart"/>
-      <w:r>
-        <w:t xml:space="preserve">{{ </w:t>
+        <w:t xml:space="preserve"> {{ </w:t>
       </w:r>
       <w:r>
         <w:rPr>
@@ -1427,11 +1280,9 @@
         </w:rPr>
         <w:t>request</w:t>
       </w:r>
-      <w:proofErr w:type="gramEnd"/>
       <w:r>
         <w:t>_</w:t>
       </w:r>
-      <w:proofErr w:type="gramStart"/>
       <w:r>
         <w:rPr>
           <w:lang w:val="en-US"/>
@@ -1439,11 +1290,7 @@
         <w:t>date</w:t>
       </w:r>
       <w:r>
-        <w:t xml:space="preserve"> }</w:t>
-      </w:r>
-      <w:proofErr w:type="gramEnd"/>
-      <w:r>
-        <w:t>}</w:t>
+        <w:t xml:space="preserve"> }}</w:t>
       </w:r>
       <w:r>
         <w:t>. по настоящее время</w:t>
@@ -1471,6 +1318,30 @@
         <w:spacing w:line="360" w:lineRule="auto"/>
         <w:ind w:left="567" w:firstLine="0"/>
       </w:pPr>
+      <w:r>
+        <w:t xml:space="preserve">{{ </w:t>
+      </w:r>
+      <w:r>
+        <w:rPr>
+          <w:lang w:val="en-US"/>
+        </w:rPr>
+        <w:t>debtor</w:t>
+      </w:r>
+      <w:r>
+        <w:rPr>
+          <w:lang w:val="en-US"/>
+        </w:rPr>
+        <w:t>_</w:t>
+      </w:r>
+      <w:r>
+        <w:rPr>
+          <w:lang w:val="en-US"/>
+        </w:rPr>
+        <w:t>accounts</w:t>
+      </w:r>
+      <w:r>
+        <w:t xml:space="preserve"> }}</w:t>
+      </w:r>
     </w:p>
     <w:p>
       <w:pPr>
@@ -1480,78 +1351,7 @@
         </w:tabs>
         <w:spacing w:line="360" w:lineRule="auto"/>
         <w:ind w:left="567" w:firstLine="0"/>
-        <w:rPr>
-          <w:lang w:val="en-US"/>
-        </w:rPr>
-      </w:pPr>
-      <w:r>
-        <w:rPr>
-          <w:lang w:val="en-US"/>
-        </w:rPr>
-        <w:t xml:space="preserve">{% </w:t>
-      </w:r>
-      <w:r>
-        <w:rPr>
-          <w:lang w:val="en-US"/>
-        </w:rPr>
-        <w:t>for</w:t>
-      </w:r>
-      <w:r>
-        <w:rPr>
-          <w:lang w:val="en-US"/>
-        </w:rPr>
-        <w:t xml:space="preserve"> </w:t>
-      </w:r>
-      <w:r>
-        <w:rPr>
-          <w:lang w:val="en-US"/>
-        </w:rPr>
-        <w:t>account</w:t>
-      </w:r>
-      <w:r>
-        <w:rPr>
-          <w:lang w:val="en-US"/>
-        </w:rPr>
-        <w:t xml:space="preserve"> </w:t>
-      </w:r>
-      <w:r>
-        <w:rPr>
-          <w:lang w:val="en-US"/>
-        </w:rPr>
-        <w:t>in</w:t>
-      </w:r>
-      <w:r>
-        <w:rPr>
-          <w:lang w:val="en-US"/>
-        </w:rPr>
-        <w:t xml:space="preserve"> </w:t>
-      </w:r>
-      <w:proofErr w:type="spellStart"/>
-      <w:r>
-        <w:rPr>
-          <w:lang w:val="en-US"/>
-        </w:rPr>
-        <w:t>debtor</w:t>
-      </w:r>
-      <w:r>
-        <w:rPr>
-          <w:lang w:val="en-US"/>
-        </w:rPr>
-        <w:t>_</w:t>
-      </w:r>
-      <w:r>
-        <w:rPr>
-          <w:lang w:val="en-US"/>
-        </w:rPr>
-        <w:t>accounts</w:t>
-      </w:r>
-      <w:proofErr w:type="spellEnd"/>
-      <w:r>
-        <w:rPr>
-          <w:lang w:val="en-US"/>
-        </w:rPr>
-        <w:t xml:space="preserve"> %}</w:t>
-      </w:r>
+      </w:pPr>
     </w:p>
     <w:p>
       <w:pPr>
@@ -1561,11 +1361,28 @@
         </w:tabs>
         <w:spacing w:line="360" w:lineRule="auto"/>
         <w:ind w:left="567" w:firstLine="0"/>
-      </w:pPr>
-      <w:proofErr w:type="gramStart"/>
-      <w:r>
+        <w:rPr>
+          <w:lang w:val="en-US"/>
+        </w:rPr>
+      </w:pPr>
+      <w:r>
+        <w:rPr>
+          <w:lang w:val="en-US"/>
+        </w:rPr>
         <w:lastRenderedPageBreak/>
-        <w:t xml:space="preserve">{{ </w:t>
+        <w:t xml:space="preserve">{% </w:t>
+      </w:r>
+      <w:r>
+        <w:rPr>
+          <w:lang w:val="en-US"/>
+        </w:rPr>
+        <w:t>for</w:t>
+      </w:r>
+      <w:r>
+        <w:rPr>
+          <w:lang w:val="en-US"/>
+        </w:rPr>
+        <w:t xml:space="preserve"> </w:t>
       </w:r>
       <w:r>
         <w:rPr>
@@ -1573,9 +1390,47 @@
         </w:rPr>
         <w:t>account</w:t>
       </w:r>
-      <w:proofErr w:type="gramEnd"/>
-      <w:r>
-        <w:t xml:space="preserve"> }}</w:t>
+      <w:r>
+        <w:rPr>
+          <w:lang w:val="en-US"/>
+        </w:rPr>
+        <w:t xml:space="preserve"> </w:t>
+      </w:r>
+      <w:r>
+        <w:rPr>
+          <w:lang w:val="en-US"/>
+        </w:rPr>
+        <w:t>in</w:t>
+      </w:r>
+      <w:r>
+        <w:rPr>
+          <w:lang w:val="en-US"/>
+        </w:rPr>
+        <w:t xml:space="preserve"> </w:t>
+      </w:r>
+      <w:r>
+        <w:rPr>
+          <w:lang w:val="en-US"/>
+        </w:rPr>
+        <w:t>debtor</w:t>
+      </w:r>
+      <w:r>
+        <w:rPr>
+          <w:lang w:val="en-US"/>
+        </w:rPr>
+        <w:t>_</w:t>
+      </w:r>
+      <w:r>
+        <w:rPr>
+          <w:lang w:val="en-US"/>
+        </w:rPr>
+        <w:t>accounts</w:t>
+      </w:r>
+      <w:r>
+        <w:rPr>
+          <w:lang w:val="en-US"/>
+        </w:rPr>
+        <w:t xml:space="preserve"> %}</w:t>
       </w:r>
     </w:p>
     <w:p>
@@ -1588,18 +1443,16 @@
         <w:ind w:left="567" w:firstLine="0"/>
       </w:pPr>
       <w:r>
-        <w:t xml:space="preserve">{% </w:t>
-      </w:r>
-      <w:proofErr w:type="spellStart"/>
-      <w:r>
-        <w:rPr>
-          <w:lang w:val="en-US"/>
-        </w:rPr>
-        <w:t>endfor</w:t>
-      </w:r>
-      <w:proofErr w:type="spellEnd"/>
-      <w:r>
-        <w:t xml:space="preserve"> %}</w:t>
+        <w:t xml:space="preserve">{{ </w:t>
+      </w:r>
+      <w:r>
+        <w:rPr>
+          <w:lang w:val="en-US"/>
+        </w:rPr>
+        <w:t>account</w:t>
+      </w:r>
+      <w:r>
+        <w:t xml:space="preserve"> }}</w:t>
       </w:r>
     </w:p>
     <w:p>
@@ -1612,16 +1465,16 @@
         <w:ind w:left="567" w:firstLine="0"/>
       </w:pPr>
       <w:r>
-        <w:tab/>
-      </w:r>
-      <w:r>
-        <w:t xml:space="preserve">Запрашиваемые документы прошу </w:t>
-      </w:r>
-      <w:r>
-        <w:t>выдать на руки</w:t>
-      </w:r>
-      <w:r>
-        <w:t>.</w:t>
+        <w:t xml:space="preserve">{% </w:t>
+      </w:r>
+      <w:r>
+        <w:rPr>
+          <w:lang w:val="en-US"/>
+        </w:rPr>
+        <w:t>endfor</w:t>
+      </w:r>
+      <w:r>
+        <w:t xml:space="preserve"> %}</w:t>
       </w:r>
     </w:p>
     <w:p>
@@ -1633,6 +1486,18 @@
         <w:spacing w:line="360" w:lineRule="auto"/>
         <w:ind w:left="567" w:firstLine="0"/>
       </w:pPr>
+      <w:r>
+        <w:tab/>
+      </w:r>
+      <w:r>
+        <w:t xml:space="preserve">Запрашиваемые документы прошу </w:t>
+      </w:r>
+      <w:r>
+        <w:t>выдать на руки</w:t>
+      </w:r>
+      <w:r>
+        <w:t>.</w:t>
+      </w:r>
     </w:p>
     <w:p>
       <w:pPr>
@@ -1643,6 +1508,16 @@
         <w:spacing w:line="360" w:lineRule="auto"/>
         <w:ind w:left="567" w:firstLine="0"/>
       </w:pPr>
+    </w:p>
+    <w:p>
+      <w:pPr>
+        <w:pStyle w:val="a5"/>
+        <w:tabs>
+          <w:tab w:val="left" w:pos="10560"/>
+        </w:tabs>
+        <w:spacing w:line="360" w:lineRule="auto"/>
+        <w:ind w:left="567" w:firstLine="0"/>
+      </w:pPr>
       <w:r>
         <w:t>Приложение:</w:t>
       </w:r>
@@ -1690,7 +1565,6 @@
         </w:rPr>
         <w:t xml:space="preserve"> Арбитражного суда </w:t>
       </w:r>
-      <w:proofErr w:type="gramStart"/>
       <w:r>
         <w:rPr>
           <w:rFonts w:ascii="Times New Roman" w:eastAsia="Times New Roman" w:hAnsi="Times New Roman" w:cs="Times New Roman"/>
@@ -1708,7 +1582,6 @@
         </w:rPr>
         <w:t>region</w:t>
       </w:r>
-      <w:proofErr w:type="gramEnd"/>
       <w:r>
         <w:rPr>
           <w:rFonts w:ascii="Times New Roman" w:eastAsia="Times New Roman" w:hAnsi="Times New Roman" w:cs="Times New Roman"/>
@@ -1717,7 +1590,6 @@
         </w:rPr>
         <w:t>_</w:t>
       </w:r>
-      <w:proofErr w:type="gramStart"/>
       <w:r>
         <w:rPr>
           <w:rFonts w:ascii="Times New Roman" w:eastAsia="Times New Roman" w:hAnsi="Times New Roman" w:cs="Times New Roman"/>
@@ -1733,16 +1605,7 @@
           <w:sz w:val="24"/>
           <w:szCs w:val="24"/>
         </w:rPr>
-        <w:t xml:space="preserve"> }</w:t>
-      </w:r>
-      <w:proofErr w:type="gramEnd"/>
-      <w:r>
-        <w:rPr>
-          <w:rFonts w:ascii="Times New Roman" w:eastAsia="Times New Roman" w:hAnsi="Times New Roman" w:cs="Times New Roman"/>
-          <w:sz w:val="24"/>
-          <w:szCs w:val="24"/>
-        </w:rPr>
-        <w:t xml:space="preserve">} </w:t>
+        <w:t xml:space="preserve"> }} </w:t>
       </w:r>
       <w:r>
         <w:rPr>
@@ -1752,7 +1615,6 @@
         </w:rPr>
         <w:t xml:space="preserve">от </w:t>
       </w:r>
-      <w:proofErr w:type="gramStart"/>
       <w:r>
         <w:rPr>
           <w:sz w:val="24"/>
@@ -1768,7 +1630,6 @@
         </w:rPr>
         <w:t>case</w:t>
       </w:r>
-      <w:proofErr w:type="gramEnd"/>
       <w:r>
         <w:rPr>
           <w:sz w:val="24"/>
@@ -1776,7 +1637,6 @@
         </w:rPr>
         <w:t>_</w:t>
       </w:r>
-      <w:proofErr w:type="gramStart"/>
       <w:r>
         <w:rPr>
           <w:sz w:val="24"/>
@@ -1790,15 +1650,7 @@
           <w:sz w:val="24"/>
           <w:szCs w:val="24"/>
         </w:rPr>
-        <w:t xml:space="preserve"> }</w:t>
-      </w:r>
-      <w:proofErr w:type="gramEnd"/>
-      <w:r>
-        <w:rPr>
-          <w:sz w:val="24"/>
-          <w:szCs w:val="24"/>
-        </w:rPr>
-        <w:t>}</w:t>
+        <w:t xml:space="preserve"> }}</w:t>
       </w:r>
       <w:r>
         <w:rPr>
@@ -1823,7 +1675,6 @@
         </w:rPr>
         <w:t xml:space="preserve">. по делу № </w:t>
       </w:r>
-      <w:proofErr w:type="gramStart"/>
       <w:r>
         <w:rPr>
           <w:sz w:val="24"/>
@@ -1839,7 +1690,6 @@
         </w:rPr>
         <w:t>case</w:t>
       </w:r>
-      <w:proofErr w:type="gramEnd"/>
       <w:r>
         <w:rPr>
           <w:sz w:val="24"/>
@@ -1847,7 +1697,6 @@
         </w:rPr>
         <w:t>_</w:t>
       </w:r>
-      <w:proofErr w:type="gramStart"/>
       <w:r>
         <w:rPr>
           <w:sz w:val="24"/>
@@ -1861,15 +1710,7 @@
           <w:sz w:val="24"/>
           <w:szCs w:val="24"/>
         </w:rPr>
-        <w:t xml:space="preserve"> }</w:t>
-      </w:r>
-      <w:proofErr w:type="gramEnd"/>
-      <w:r>
-        <w:rPr>
-          <w:sz w:val="24"/>
-          <w:szCs w:val="24"/>
-        </w:rPr>
-        <w:t>}</w:t>
+        <w:t xml:space="preserve"> }}</w:t>
       </w:r>
       <w:r>
         <w:rPr>
